--- a/docs/guides/crew-overview.docx
+++ b/docs/guides/crew-overview.docx
@@ -12,7 +12,7 @@
       </w:pPr>
       <w:r>
         <w:rPr/>
-        <w:t>The crew plugin: an overview for everyone</w:t>
+        <w:t>The Crew Plugin: An Overview for Everyone</w:t>
       </w:r>
     </w:p>
     <w:p>
@@ -24,7 +24,9 @@
       </w:pPr>
       <w:r>
         <w:rPr/>
-        <w:t>The high-level guide. No code knowledge needed. A companion technical reference covers the same ground in depth. Written 20 September 2026 against crew 0.19.92, with the Stop-gate fix (0.19.93) described as it stands in review.</w:t>
+        <w:t>Generated from useful-claude-add-ons@541b2b70 on 2026-09-22. Verify before trusting.</w:t>
+        <w:br/>
+        <w:t>The high-level guide. No code knowledge needed. A companion technical reference covers the same ground in depth. Written against crew 0.20.11.</w:t>
       </w:r>
     </w:p>
     <w:p>
@@ -36,21 +38,21 @@
         <w:jc w:val="left"/>
         <w:rPr>
           <w:bdr w:val="single" w:sz="2" w:space="8" w:color="1F4E79"/>
-          <w:shd w:fill="F3F6FA" w:val="clear"/>
+          <w:shd w:fill="F6F7F9" w:val="clear"/>
         </w:rPr>
       </w:pPr>
       <w:r>
         <w:rPr>
           <w:b/>
           <w:bdr w:val="single" w:sz="2" w:space="8" w:color="1F4E79"/>
-          <w:shd w:fill="F3F6FA" w:val="clear"/>
+          <w:shd w:fill="F6F7F9" w:val="clear"/>
         </w:rPr>
         <w:t>In one paragraph.</w:t>
       </w:r>
       <w:r>
         <w:rPr>
           <w:bdr w:val="single" w:sz="2" w:space="8" w:color="1F4E79"/>
-          <w:shd w:fill="F3F6FA" w:val="clear"/>
+          <w:shd w:fill="F6F7F9" w:val="clear"/>
         </w:rPr>
         <w:t xml:space="preserve"> Crew turns an AI coding assistant into a small, disciplined software team. One member manages, one investigates, one builds, an independent one from a different AI company reviews, and automatic checks stop anything that fails from being merged or released. Everything the team learns about a system is written down next to the code, so nothing depends on one person's memory or one chat window.</w:t>
       </w:r>
@@ -65,7 +67,7 @@
       </w:pPr>
       <w:r>
         <w:rPr/>
-        <w:t>1. The problem</w:t>
+        <w:t>1. The Problem</w:t>
       </w:r>
     </w:p>
     <w:p>
@@ -94,9 +96,9 @@
         </w:tblCellMar>
       </w:tblPr>
       <w:tblGrid>
-        <w:gridCol w:w="2611"/>
-        <w:gridCol w:w="4445"/>
-        <w:gridCol w:w="4283"/>
+        <w:gridCol w:w="2679"/>
+        <w:gridCol w:w="4402"/>
+        <w:gridCol w:w="4258"/>
       </w:tblGrid>
       <w:tr>
         <w:trPr>
@@ -104,7 +106,7 @@
         </w:trPr>
         <w:tc>
           <w:tcPr>
-            <w:tcW w:w="2611" w:type="dxa"/>
+            <w:tcW w:w="2679" w:type="dxa"/>
             <w:tcBorders/>
             <w:vAlign w:val="center"/>
           </w:tcPr>
@@ -126,7 +128,7 @@
         </w:tc>
         <w:tc>
           <w:tcPr>
-            <w:tcW w:w="4445" w:type="dxa"/>
+            <w:tcW w:w="4402" w:type="dxa"/>
             <w:tcBorders/>
             <w:vAlign w:val="center"/>
           </w:tcPr>
@@ -148,7 +150,7 @@
         </w:tc>
         <w:tc>
           <w:tcPr>
-            <w:tcW w:w="4283" w:type="dxa"/>
+            <w:tcW w:w="4258" w:type="dxa"/>
             <w:tcBorders/>
             <w:vAlign w:val="center"/>
           </w:tcPr>
@@ -173,7 +175,7 @@
         <w:trPr/>
         <w:tc>
           <w:tcPr>
-            <w:tcW w:w="2611" w:type="dxa"/>
+            <w:tcW w:w="2679" w:type="dxa"/>
             <w:tcBorders/>
             <w:vAlign w:val="center"/>
           </w:tcPr>
@@ -193,7 +195,7 @@
         </w:tc>
         <w:tc>
           <w:tcPr>
-            <w:tcW w:w="4445" w:type="dxa"/>
+            <w:tcW w:w="4402" w:type="dxa"/>
             <w:tcBorders/>
             <w:vAlign w:val="center"/>
           </w:tcPr>
@@ -213,7 +215,7 @@
         </w:tc>
         <w:tc>
           <w:tcPr>
-            <w:tcW w:w="4283" w:type="dxa"/>
+            <w:tcW w:w="4258" w:type="dxa"/>
             <w:tcBorders/>
             <w:vAlign w:val="center"/>
           </w:tcPr>
@@ -236,7 +238,7 @@
         <w:trPr/>
         <w:tc>
           <w:tcPr>
-            <w:tcW w:w="2611" w:type="dxa"/>
+            <w:tcW w:w="2679" w:type="dxa"/>
             <w:tcBorders/>
             <w:vAlign w:val="center"/>
           </w:tcPr>
@@ -256,7 +258,7 @@
         </w:tc>
         <w:tc>
           <w:tcPr>
-            <w:tcW w:w="4445" w:type="dxa"/>
+            <w:tcW w:w="4402" w:type="dxa"/>
             <w:tcBorders/>
             <w:vAlign w:val="center"/>
           </w:tcPr>
@@ -276,7 +278,7 @@
         </w:tc>
         <w:tc>
           <w:tcPr>
-            <w:tcW w:w="4283" w:type="dxa"/>
+            <w:tcW w:w="4258" w:type="dxa"/>
             <w:tcBorders/>
             <w:vAlign w:val="center"/>
           </w:tcPr>
@@ -299,7 +301,7 @@
         <w:trPr/>
         <w:tc>
           <w:tcPr>
-            <w:tcW w:w="2611" w:type="dxa"/>
+            <w:tcW w:w="2679" w:type="dxa"/>
             <w:tcBorders/>
             <w:vAlign w:val="center"/>
           </w:tcPr>
@@ -319,7 +321,7 @@
         </w:tc>
         <w:tc>
           <w:tcPr>
-            <w:tcW w:w="4445" w:type="dxa"/>
+            <w:tcW w:w="4402" w:type="dxa"/>
             <w:tcBorders/>
             <w:vAlign w:val="center"/>
           </w:tcPr>
@@ -339,7 +341,7 @@
         </w:tc>
         <w:tc>
           <w:tcPr>
-            <w:tcW w:w="4283" w:type="dxa"/>
+            <w:tcW w:w="4258" w:type="dxa"/>
             <w:tcBorders/>
             <w:vAlign w:val="center"/>
           </w:tcPr>
@@ -362,7 +364,7 @@
         <w:trPr/>
         <w:tc>
           <w:tcPr>
-            <w:tcW w:w="2611" w:type="dxa"/>
+            <w:tcW w:w="2679" w:type="dxa"/>
             <w:tcBorders/>
             <w:vAlign w:val="center"/>
           </w:tcPr>
@@ -382,7 +384,7 @@
         </w:tc>
         <w:tc>
           <w:tcPr>
-            <w:tcW w:w="4445" w:type="dxa"/>
+            <w:tcW w:w="4402" w:type="dxa"/>
             <w:tcBorders/>
             <w:vAlign w:val="center"/>
           </w:tcPr>
@@ -402,7 +404,7 @@
         </w:tc>
         <w:tc>
           <w:tcPr>
-            <w:tcW w:w="4283" w:type="dxa"/>
+            <w:tcW w:w="4258" w:type="dxa"/>
             <w:tcBorders/>
             <w:vAlign w:val="center"/>
           </w:tcPr>
@@ -431,7 +433,7 @@
       </w:pPr>
       <w:r>
         <w:rPr/>
-        <w:t>2. How it works</w:t>
+        <w:t>2. How It Works</w:t>
       </w:r>
     </w:p>
     <w:p>
@@ -622,7 +624,7 @@
       </w:pPr>
       <w:r>
         <w:rPr/>
-        <w:t>3. Who is on the team</w:t>
+        <w:t>3. Who Is on the Team</w:t>
       </w:r>
     </w:p>
     <w:p>
@@ -634,7 +636,7 @@
       </w:pPr>
       <w:r>
         <w:rPr/>
-        <w:t>Crew starts small and grows only when there is evidence it should. A role is added when something has gone wrong that the role would have caught; it is not added because it sounds useful.</w:t>
+        <w:t>Crew starts small and grows only when there is evidence it should. A role is added when something has gone wrong that the role would have caught; it is not added because it sounds useful. 54 role definitions ship with crew today: a manager, thirteen roles on the growth ladder, and forty specialists switched on per project.</w:t>
       </w:r>
     </w:p>
     <w:tbl>
@@ -651,8 +653,8 @@
         </w:tblCellMar>
       </w:tblPr>
       <w:tblGrid>
-        <w:gridCol w:w="3809"/>
-        <w:gridCol w:w="7530"/>
+        <w:gridCol w:w="4087"/>
+        <w:gridCol w:w="7252"/>
       </w:tblGrid>
       <w:tr>
         <w:trPr>
@@ -660,7 +662,7 @@
         </w:trPr>
         <w:tc>
           <w:tcPr>
-            <w:tcW w:w="3809" w:type="dxa"/>
+            <w:tcW w:w="4087" w:type="dxa"/>
             <w:tcBorders/>
             <w:vAlign w:val="center"/>
           </w:tcPr>
@@ -682,7 +684,7 @@
         </w:tc>
         <w:tc>
           <w:tcPr>
-            <w:tcW w:w="7530" w:type="dxa"/>
+            <w:tcW w:w="7252" w:type="dxa"/>
             <w:tcBorders/>
             <w:vAlign w:val="center"/>
           </w:tcPr>
@@ -707,41 +709,41 @@
         <w:trPr/>
         <w:tc>
           <w:tcPr>
-            <w:tcW w:w="3809" w:type="dxa"/>
-            <w:tcBorders/>
-            <w:vAlign w:val="center"/>
-          </w:tcPr>
-          <w:p>
-            <w:pPr>
-              <w:pStyle w:val="TableContents"/>
-              <w:bidi w:val="0"/>
-              <w:spacing w:before="120" w:after="120"/>
-              <w:jc w:val="left"/>
-              <w:rPr/>
-            </w:pPr>
-            <w:r>
-              <w:rPr/>
-              <w:t>Manager</w:t>
-            </w:r>
-          </w:p>
-        </w:tc>
-        <w:tc>
-          <w:tcPr>
-            <w:tcW w:w="7530" w:type="dxa"/>
-            <w:tcBorders/>
-            <w:vAlign w:val="center"/>
-          </w:tcPr>
-          <w:p>
-            <w:pPr>
-              <w:pStyle w:val="TableContents"/>
-              <w:bidi w:val="0"/>
-              <w:spacing w:before="120" w:after="120"/>
-              <w:jc w:val="left"/>
-              <w:rPr/>
-            </w:pPr>
-            <w:r>
-              <w:rPr/>
-              <w:t>Keeps the picture, assigns work, reports status. Since this week it is mechanically prevented from writing code.</w:t>
+            <w:tcW w:w="4087" w:type="dxa"/>
+            <w:tcBorders/>
+            <w:vAlign w:val="center"/>
+          </w:tcPr>
+          <w:p>
+            <w:pPr>
+              <w:pStyle w:val="TableContents"/>
+              <w:bidi w:val="0"/>
+              <w:spacing w:before="120" w:after="120"/>
+              <w:jc w:val="left"/>
+              <w:rPr/>
+            </w:pPr>
+            <w:r>
+              <w:rPr/>
+              <w:t>Manager (PM)</w:t>
+            </w:r>
+          </w:p>
+        </w:tc>
+        <w:tc>
+          <w:tcPr>
+            <w:tcW w:w="7252" w:type="dxa"/>
+            <w:tcBorders/>
+            <w:vAlign w:val="center"/>
+          </w:tcPr>
+          <w:p>
+            <w:pPr>
+              <w:pStyle w:val="TableContents"/>
+              <w:bidi w:val="0"/>
+              <w:spacing w:before="120" w:after="120"/>
+              <w:jc w:val="left"/>
+              <w:rPr/>
+            </w:pPr>
+            <w:r>
+              <w:rPr/>
+              <w:t>Keeps the picture, assigns work, reports status. Mechanically prevented from writing application code by the role write guard.</w:t>
             </w:r>
           </w:p>
         </w:tc>
@@ -750,7 +752,7 @@
         <w:trPr/>
         <w:tc>
           <w:tcPr>
-            <w:tcW w:w="3809" w:type="dxa"/>
+            <w:tcW w:w="4087" w:type="dxa"/>
             <w:tcBorders/>
             <w:vAlign w:val="center"/>
           </w:tcPr>
@@ -770,7 +772,7 @@
         </w:tc>
         <w:tc>
           <w:tcPr>
-            <w:tcW w:w="7530" w:type="dxa"/>
+            <w:tcW w:w="7252" w:type="dxa"/>
             <w:tcBorders/>
             <w:vAlign w:val="center"/>
           </w:tcPr>
@@ -793,27 +795,27 @@
         <w:trPr/>
         <w:tc>
           <w:tcPr>
-            <w:tcW w:w="3809" w:type="dxa"/>
-            <w:tcBorders/>
-            <w:vAlign w:val="center"/>
-          </w:tcPr>
-          <w:p>
-            <w:pPr>
-              <w:pStyle w:val="TableContents"/>
-              <w:bidi w:val="0"/>
-              <w:spacing w:before="120" w:after="120"/>
-              <w:jc w:val="left"/>
-              <w:rPr/>
-            </w:pPr>
-            <w:r>
-              <w:rPr/>
-              <w:t>Builder</w:t>
-            </w:r>
-          </w:p>
-        </w:tc>
-        <w:tc>
-          <w:tcPr>
-            <w:tcW w:w="7530" w:type="dxa"/>
+            <w:tcW w:w="4087" w:type="dxa"/>
+            <w:tcBorders/>
+            <w:vAlign w:val="center"/>
+          </w:tcPr>
+          <w:p>
+            <w:pPr>
+              <w:pStyle w:val="TableContents"/>
+              <w:bidi w:val="0"/>
+              <w:spacing w:before="120" w:after="120"/>
+              <w:jc w:val="left"/>
+              <w:rPr/>
+            </w:pPr>
+            <w:r>
+              <w:rPr/>
+              <w:t>Builder (developer)</w:t>
+            </w:r>
+          </w:p>
+        </w:tc>
+        <w:tc>
+          <w:tcPr>
+            <w:tcW w:w="7252" w:type="dxa"/>
             <w:tcBorders/>
             <w:vAlign w:val="center"/>
           </w:tcPr>
@@ -836,7 +838,7 @@
         <w:trPr/>
         <w:tc>
           <w:tcPr>
-            <w:tcW w:w="3809" w:type="dxa"/>
+            <w:tcW w:w="4087" w:type="dxa"/>
             <w:tcBorders/>
             <w:vAlign w:val="center"/>
           </w:tcPr>
@@ -856,7 +858,7 @@
         </w:tc>
         <w:tc>
           <w:tcPr>
-            <w:tcW w:w="7530" w:type="dxa"/>
+            <w:tcW w:w="7252" w:type="dxa"/>
             <w:tcBorders/>
             <w:vAlign w:val="center"/>
           </w:tcPr>
@@ -879,7 +881,7 @@
         <w:trPr/>
         <w:tc>
           <w:tcPr>
-            <w:tcW w:w="3809" w:type="dxa"/>
+            <w:tcW w:w="4087" w:type="dxa"/>
             <w:tcBorders/>
             <w:vAlign w:val="center"/>
           </w:tcPr>
@@ -899,7 +901,7 @@
         </w:tc>
         <w:tc>
           <w:tcPr>
-            <w:tcW w:w="7530" w:type="dxa"/>
+            <w:tcW w:w="7252" w:type="dxa"/>
             <w:tcBorders/>
             <w:vAlign w:val="center"/>
           </w:tcPr>
@@ -922,27 +924,27 @@
         <w:trPr/>
         <w:tc>
           <w:tcPr>
-            <w:tcW w:w="3809" w:type="dxa"/>
-            <w:tcBorders/>
-            <w:vAlign w:val="center"/>
-          </w:tcPr>
-          <w:p>
-            <w:pPr>
-              <w:pStyle w:val="TableContents"/>
-              <w:bidi w:val="0"/>
-              <w:spacing w:before="120" w:after="120"/>
-              <w:jc w:val="left"/>
-              <w:rPr/>
-            </w:pPr>
-            <w:r>
-              <w:rPr/>
-              <w:t>Test writer</w:t>
-            </w:r>
-          </w:p>
-        </w:tc>
-        <w:tc>
-          <w:tcPr>
-            <w:tcW w:w="7530" w:type="dxa"/>
+            <w:tcW w:w="4087" w:type="dxa"/>
+            <w:tcBorders/>
+            <w:vAlign w:val="center"/>
+          </w:tcPr>
+          <w:p>
+            <w:pPr>
+              <w:pStyle w:val="TableContents"/>
+              <w:bidi w:val="0"/>
+              <w:spacing w:before="120" w:after="120"/>
+              <w:jc w:val="left"/>
+              <w:rPr/>
+            </w:pPr>
+            <w:r>
+              <w:rPr/>
+              <w:t>Test writer (smoke-author)</w:t>
+            </w:r>
+          </w:p>
+        </w:tc>
+        <w:tc>
+          <w:tcPr>
+            <w:tcW w:w="7252" w:type="dxa"/>
             <w:tcBorders/>
             <w:vAlign w:val="center"/>
           </w:tcPr>
@@ -965,7 +967,7 @@
         <w:trPr/>
         <w:tc>
           <w:tcPr>
-            <w:tcW w:w="3809" w:type="dxa"/>
+            <w:tcW w:w="4087" w:type="dxa"/>
             <w:tcBorders/>
             <w:vAlign w:val="center"/>
           </w:tcPr>
@@ -985,7 +987,7 @@
         </w:tc>
         <w:tc>
           <w:tcPr>
-            <w:tcW w:w="7530" w:type="dxa"/>
+            <w:tcW w:w="7252" w:type="dxa"/>
             <w:tcBorders/>
             <w:vAlign w:val="center"/>
           </w:tcPr>
@@ -1008,7 +1010,7 @@
         <w:trPr/>
         <w:tc>
           <w:tcPr>
-            <w:tcW w:w="3809" w:type="dxa"/>
+            <w:tcW w:w="4087" w:type="dxa"/>
             <w:tcBorders/>
             <w:vAlign w:val="center"/>
           </w:tcPr>
@@ -1028,7 +1030,7 @@
         </w:tc>
         <w:tc>
           <w:tcPr>
-            <w:tcW w:w="7530" w:type="dxa"/>
+            <w:tcW w:w="7252" w:type="dxa"/>
             <w:tcBorders/>
             <w:vAlign w:val="center"/>
           </w:tcPr>
@@ -1069,7 +1071,29 @@
       </w:pPr>
       <w:r>
         <w:rPr/>
-        <w:t>4. What you can ask for</w:t>
+        <w:t>4. What You Can Ask For</w:t>
+      </w:r>
+    </w:p>
+    <w:p>
+      <w:pPr>
+        <w:pStyle w:val="BodyText"/>
+        <w:bidi w:val="0"/>
+        <w:jc w:val="left"/>
+        <w:rPr/>
+      </w:pPr>
+      <w:r>
+        <w:rPr/>
+        <w:t xml:space="preserve">28 slash commands ship with crew, each typed as </w:t>
+      </w:r>
+      <w:r>
+        <w:rPr>
+          <w:rStyle w:val="SourceText"/>
+        </w:rPr>
+        <w:t>/crew:&lt;name&gt;</w:t>
+      </w:r>
+      <w:r>
+        <w:rPr/>
+        <w:t>.</w:t>
       </w:r>
     </w:p>
     <w:tbl>
@@ -1086,8 +1110,8 @@
         </w:tblCellMar>
       </w:tblPr>
       <w:tblGrid>
-        <w:gridCol w:w="2828"/>
-        <w:gridCol w:w="8511"/>
+        <w:gridCol w:w="2885"/>
+        <w:gridCol w:w="8454"/>
       </w:tblGrid>
       <w:tr>
         <w:trPr>
@@ -1095,7 +1119,7 @@
         </w:trPr>
         <w:tc>
           <w:tcPr>
-            <w:tcW w:w="2828" w:type="dxa"/>
+            <w:tcW w:w="2885" w:type="dxa"/>
             <w:tcBorders/>
             <w:vAlign w:val="center"/>
           </w:tcPr>
@@ -1117,7 +1141,7 @@
         </w:tc>
         <w:tc>
           <w:tcPr>
-            <w:tcW w:w="8511" w:type="dxa"/>
+            <w:tcW w:w="8454" w:type="dxa"/>
             <w:tcBorders/>
             <w:vAlign w:val="center"/>
           </w:tcPr>
@@ -1142,7 +1166,7 @@
         <w:trPr/>
         <w:tc>
           <w:tcPr>
-            <w:tcW w:w="2828" w:type="dxa"/>
+            <w:tcW w:w="2885" w:type="dxa"/>
             <w:tcBorders/>
             <w:vAlign w:val="center"/>
           </w:tcPr>
@@ -1162,7 +1186,7 @@
         </w:tc>
         <w:tc>
           <w:tcPr>
-            <w:tcW w:w="8511" w:type="dxa"/>
+            <w:tcW w:w="8454" w:type="dxa"/>
             <w:tcBorders/>
             <w:vAlign w:val="center"/>
           </w:tcPr>
@@ -1185,7 +1209,7 @@
         <w:trPr/>
         <w:tc>
           <w:tcPr>
-            <w:tcW w:w="2828" w:type="dxa"/>
+            <w:tcW w:w="2885" w:type="dxa"/>
             <w:tcBorders/>
             <w:vAlign w:val="center"/>
           </w:tcPr>
@@ -1205,7 +1229,7 @@
         </w:tc>
         <w:tc>
           <w:tcPr>
-            <w:tcW w:w="8511" w:type="dxa"/>
+            <w:tcW w:w="8454" w:type="dxa"/>
             <w:tcBorders/>
             <w:vAlign w:val="center"/>
           </w:tcPr>
@@ -1228,7 +1252,7 @@
         <w:trPr/>
         <w:tc>
           <w:tcPr>
-            <w:tcW w:w="2828" w:type="dxa"/>
+            <w:tcW w:w="2885" w:type="dxa"/>
             <w:tcBorders/>
             <w:vAlign w:val="center"/>
           </w:tcPr>
@@ -1248,7 +1272,7 @@
         </w:tc>
         <w:tc>
           <w:tcPr>
-            <w:tcW w:w="8511" w:type="dxa"/>
+            <w:tcW w:w="8454" w:type="dxa"/>
             <w:tcBorders/>
             <w:vAlign w:val="center"/>
           </w:tcPr>
@@ -1271,7 +1295,7 @@
         <w:trPr/>
         <w:tc>
           <w:tcPr>
-            <w:tcW w:w="2828" w:type="dxa"/>
+            <w:tcW w:w="2885" w:type="dxa"/>
             <w:tcBorders/>
             <w:vAlign w:val="center"/>
           </w:tcPr>
@@ -1291,7 +1315,7 @@
         </w:tc>
         <w:tc>
           <w:tcPr>
-            <w:tcW w:w="8511" w:type="dxa"/>
+            <w:tcW w:w="8454" w:type="dxa"/>
             <w:tcBorders/>
             <w:vAlign w:val="center"/>
           </w:tcPr>
@@ -1314,7 +1338,7 @@
         <w:trPr/>
         <w:tc>
           <w:tcPr>
-            <w:tcW w:w="2828" w:type="dxa"/>
+            <w:tcW w:w="2885" w:type="dxa"/>
             <w:tcBorders/>
             <w:vAlign w:val="center"/>
           </w:tcPr>
@@ -1334,7 +1358,7 @@
         </w:tc>
         <w:tc>
           <w:tcPr>
-            <w:tcW w:w="8511" w:type="dxa"/>
+            <w:tcW w:w="8454" w:type="dxa"/>
             <w:tcBorders/>
             <w:vAlign w:val="center"/>
           </w:tcPr>
@@ -1357,7 +1381,7 @@
         <w:trPr/>
         <w:tc>
           <w:tcPr>
-            <w:tcW w:w="2828" w:type="dxa"/>
+            <w:tcW w:w="2885" w:type="dxa"/>
             <w:tcBorders/>
             <w:vAlign w:val="center"/>
           </w:tcPr>
@@ -1377,7 +1401,7 @@
         </w:tc>
         <w:tc>
           <w:tcPr>
-            <w:tcW w:w="8511" w:type="dxa"/>
+            <w:tcW w:w="8454" w:type="dxa"/>
             <w:tcBorders/>
             <w:vAlign w:val="center"/>
           </w:tcPr>
@@ -1400,7 +1424,7 @@
         <w:trPr/>
         <w:tc>
           <w:tcPr>
-            <w:tcW w:w="2828" w:type="dxa"/>
+            <w:tcW w:w="2885" w:type="dxa"/>
             <w:tcBorders/>
             <w:vAlign w:val="center"/>
           </w:tcPr>
@@ -1420,7 +1444,7 @@
         </w:tc>
         <w:tc>
           <w:tcPr>
-            <w:tcW w:w="8511" w:type="dxa"/>
+            <w:tcW w:w="8454" w:type="dxa"/>
             <w:tcBorders/>
             <w:vAlign w:val="center"/>
           </w:tcPr>
@@ -1443,7 +1467,7 @@
         <w:trPr/>
         <w:tc>
           <w:tcPr>
-            <w:tcW w:w="2828" w:type="dxa"/>
+            <w:tcW w:w="2885" w:type="dxa"/>
             <w:tcBorders/>
             <w:vAlign w:val="center"/>
           </w:tcPr>
@@ -1463,7 +1487,7 @@
         </w:tc>
         <w:tc>
           <w:tcPr>
-            <w:tcW w:w="8511" w:type="dxa"/>
+            <w:tcW w:w="8454" w:type="dxa"/>
             <w:tcBorders/>
             <w:vAlign w:val="center"/>
           </w:tcPr>
@@ -1486,7 +1510,7 @@
         <w:trPr/>
         <w:tc>
           <w:tcPr>
-            <w:tcW w:w="2828" w:type="dxa"/>
+            <w:tcW w:w="2885" w:type="dxa"/>
             <w:tcBorders/>
             <w:vAlign w:val="center"/>
           </w:tcPr>
@@ -1506,7 +1530,7 @@
         </w:tc>
         <w:tc>
           <w:tcPr>
-            <w:tcW w:w="8511" w:type="dxa"/>
+            <w:tcW w:w="8454" w:type="dxa"/>
             <w:tcBorders/>
             <w:vAlign w:val="center"/>
           </w:tcPr>
@@ -1529,7 +1553,7 @@
         <w:trPr/>
         <w:tc>
           <w:tcPr>
-            <w:tcW w:w="2828" w:type="dxa"/>
+            <w:tcW w:w="2885" w:type="dxa"/>
             <w:tcBorders/>
             <w:vAlign w:val="center"/>
           </w:tcPr>
@@ -1549,7 +1573,7 @@
         </w:tc>
         <w:tc>
           <w:tcPr>
-            <w:tcW w:w="8511" w:type="dxa"/>
+            <w:tcW w:w="8454" w:type="dxa"/>
             <w:tcBorders/>
             <w:vAlign w:val="center"/>
           </w:tcPr>
@@ -1646,7 +1670,7 @@
       </w:r>
       <w:r>
         <w:rPr/>
-        <w:t xml:space="preserve"> (new this week), each team member may only write where its job allows. The manager cannot quietly become the builder. </w:t>
+        <w:t xml:space="preserve">, each team member may only write where its job allows. The manager cannot quietly become the builder. </w:t>
       </w:r>
     </w:p>
     <w:p>
@@ -1674,7 +1698,7 @@
       </w:r>
       <w:r>
         <w:rPr/>
-        <w:t xml:space="preserve">, the checks for the files that changed run, and a failure blocks the turn. This is the safety net under every change, and the subject of section 7. </w:t>
+        <w:t xml:space="preserve"> (the Stop gate), the checks for the files that changed run, and a failure blocks the turn. This is the safety net under every change. </w:t>
       </w:r>
     </w:p>
     <w:p>
@@ -1725,7 +1749,152 @@
       </w:pPr>
       <w:r>
         <w:rPr/>
-        <w:t>6. What changed this week</w:t>
+        <w:t>6. What Changed Recently</w:t>
+      </w:r>
+    </w:p>
+    <w:p>
+      <w:pPr>
+        <w:pStyle w:val="BodyText"/>
+        <w:bidi w:val="0"/>
+        <w:jc w:val="left"/>
+        <w:rPr/>
+      </w:pPr>
+      <w:r>
+        <w:rPr/>
+        <w:t>The Stop gate — the safety net at the end of every turn — used to lose all its work when a single check failed: one bad rule threw away the record of every rule that had already passed, so the next turn re-checked everything again. Crew 0.20.11 fixes that: a rule's own passing record is kept even when a sibling rule fails, and only the rule that actually failed is left unrecorded. The same release closes a Git Bash landmine where the gate's own Python fallback could be shadowed by the wrong interpreter, makes the manager re-read the project's real state (not a cached copy) before every piece of work it hands out, and hardens the diagram-rendering script against a bad combination of flags. None of this changes what you type; it changes how much you can trust the gate that already runs on every turn.</w:t>
+      </w:r>
+    </w:p>
+    <w:p>
+      <w:pPr>
+        <w:pStyle w:val="Heading2"/>
+        <w:bidi w:val="0"/>
+        <w:jc w:val="left"/>
+        <w:rPr/>
+      </w:pPr>
+      <w:r>
+        <w:rPr/>
+        <w:t>7. Getting Started</w:t>
+      </w:r>
+    </w:p>
+    <w:p>
+      <w:pPr>
+        <w:pStyle w:val="BodyText"/>
+        <w:numPr>
+          <w:ilvl w:val="0"/>
+          <w:numId w:val="3"/>
+        </w:numPr>
+        <w:tabs>
+          <w:tab w:val="clear" w:pos="1134"/>
+          <w:tab w:val="left" w:pos="829" w:leader="none"/>
+        </w:tabs>
+        <w:bidi w:val="0"/>
+        <w:spacing w:before="120" w:after="0"/>
+        <w:ind w:hanging="283" w:left="829"/>
+        <w:jc w:val="left"/>
+        <w:rPr/>
+      </w:pPr>
+      <w:r>
+        <w:rPr/>
+        <w:t xml:space="preserve">Install crew in Claude Code. </w:t>
+      </w:r>
+    </w:p>
+    <w:p>
+      <w:pPr>
+        <w:pStyle w:val="BodyText"/>
+        <w:numPr>
+          <w:ilvl w:val="0"/>
+          <w:numId w:val="3"/>
+        </w:numPr>
+        <w:tabs>
+          <w:tab w:val="clear" w:pos="1134"/>
+          <w:tab w:val="left" w:pos="829" w:leader="none"/>
+        </w:tabs>
+        <w:bidi w:val="0"/>
+        <w:spacing w:before="120" w:after="0"/>
+        <w:ind w:hanging="283" w:left="829"/>
+        <w:jc w:val="left"/>
+        <w:rPr/>
+      </w:pPr>
+      <w:r>
+        <w:rPr/>
+        <w:t xml:space="preserve">In a project, run the guided setup. It asks before it writes anything. </w:t>
+      </w:r>
+    </w:p>
+    <w:p>
+      <w:pPr>
+        <w:pStyle w:val="BodyText"/>
+        <w:numPr>
+          <w:ilvl w:val="0"/>
+          <w:numId w:val="3"/>
+        </w:numPr>
+        <w:tabs>
+          <w:tab w:val="clear" w:pos="1134"/>
+          <w:tab w:val="left" w:pos="829" w:leader="none"/>
+        </w:tabs>
+        <w:bidi w:val="0"/>
+        <w:spacing w:before="120" w:after="0"/>
+        <w:ind w:hanging="283" w:left="829"/>
+        <w:jc w:val="left"/>
+        <w:rPr/>
+      </w:pPr>
+      <w:r>
+        <w:rPr/>
+        <w:t xml:space="preserve">Build the quick-check harness when asked. Everything else stands on it. </w:t>
+      </w:r>
+    </w:p>
+    <w:p>
+      <w:pPr>
+        <w:pStyle w:val="BodyText"/>
+        <w:numPr>
+          <w:ilvl w:val="0"/>
+          <w:numId w:val="3"/>
+        </w:numPr>
+        <w:tabs>
+          <w:tab w:val="clear" w:pos="1134"/>
+          <w:tab w:val="left" w:pos="829" w:leader="none"/>
+        </w:tabs>
+        <w:bidi w:val="0"/>
+        <w:spacing w:before="120" w:after="0"/>
+        <w:ind w:hanging="283" w:left="829"/>
+        <w:jc w:val="left"/>
+        <w:rPr/>
+      </w:pPr>
+      <w:r>
+        <w:rPr/>
+        <w:t xml:space="preserve">Let crew learn the codebase once. </w:t>
+      </w:r>
+    </w:p>
+    <w:p>
+      <w:pPr>
+        <w:pStyle w:val="BodyText"/>
+        <w:numPr>
+          <w:ilvl w:val="0"/>
+          <w:numId w:val="3"/>
+        </w:numPr>
+        <w:tabs>
+          <w:tab w:val="clear" w:pos="1134"/>
+          <w:tab w:val="left" w:pos="829" w:leader="none"/>
+        </w:tabs>
+        <w:bidi w:val="0"/>
+        <w:ind w:hanging="283" w:left="829"/>
+        <w:jc w:val="left"/>
+        <w:rPr/>
+      </w:pPr>
+      <w:r>
+        <w:rPr/>
+        <w:t xml:space="preserve">Write a ticket, let the team work it, read the review, merge when the gate is green. </w:t>
+      </w:r>
+    </w:p>
+    <w:p>
+      <w:pPr>
+        <w:pStyle w:val="Heading2"/>
+        <w:bidi w:val="0"/>
+        <w:jc w:val="left"/>
+        <w:rPr/>
+      </w:pPr>
+      <w:r>
+        <w:rPr/>
+        <w:t>8. Glossary</w:t>
       </w:r>
     </w:p>
     <w:tbl>
@@ -1742,8 +1911,8 @@
         </w:tblCellMar>
       </w:tblPr>
       <w:tblGrid>
-        <w:gridCol w:w="5639"/>
-        <w:gridCol w:w="5700"/>
+        <w:gridCol w:w="2377"/>
+        <w:gridCol w:w="8962"/>
       </w:tblGrid>
       <w:tr>
         <w:trPr>
@@ -1751,7 +1920,7 @@
         </w:trPr>
         <w:tc>
           <w:tcPr>
-            <w:tcW w:w="5639" w:type="dxa"/>
+            <w:tcW w:w="2377" w:type="dxa"/>
             <w:tcBorders/>
             <w:vAlign w:val="center"/>
           </w:tcPr>
@@ -1767,13 +1936,13 @@
             </w:pPr>
             <w:r>
               <w:rPr/>
-              <w:t>Change</w:t>
-            </w:r>
-          </w:p>
-        </w:tc>
-        <w:tc>
-          <w:tcPr>
-            <w:tcW w:w="5700" w:type="dxa"/>
+              <w:t>Term</w:t>
+            </w:r>
+          </w:p>
+        </w:tc>
+        <w:tc>
+          <w:tcPr>
+            <w:tcW w:w="8962" w:type="dxa"/>
             <w:tcBorders/>
             <w:vAlign w:val="center"/>
           </w:tcPr>
@@ -1789,7 +1958,7 @@
             </w:pPr>
             <w:r>
               <w:rPr/>
-              <w:t>What it means for you</w:t>
+              <w:t>Meaning</w:t>
             </w:r>
           </w:p>
         </w:tc>
@@ -1798,41 +1967,41 @@
         <w:trPr/>
         <w:tc>
           <w:tcPr>
-            <w:tcW w:w="5639" w:type="dxa"/>
-            <w:tcBorders/>
-            <w:vAlign w:val="center"/>
-          </w:tcPr>
-          <w:p>
-            <w:pPr>
-              <w:pStyle w:val="TableContents"/>
-              <w:bidi w:val="0"/>
-              <w:spacing w:before="120" w:after="120"/>
-              <w:jc w:val="left"/>
-              <w:rPr/>
-            </w:pPr>
-            <w:r>
-              <w:rPr/>
-              <w:t>Team members no longer stall waiting for a task that will never wake them, and the manager no longer restarts a member that is still working.</w:t>
-            </w:r>
-          </w:p>
-        </w:tc>
-        <w:tc>
-          <w:tcPr>
-            <w:tcW w:w="5700" w:type="dxa"/>
-            <w:tcBorders/>
-            <w:vAlign w:val="center"/>
-          </w:tcPr>
-          <w:p>
-            <w:pPr>
-              <w:pStyle w:val="TableContents"/>
-              <w:bidi w:val="0"/>
-              <w:spacing w:before="120" w:after="120"/>
-              <w:jc w:val="left"/>
-              <w:rPr/>
-            </w:pPr>
-            <w:r>
-              <w:rPr/>
-              <w:t>Three agents in one night had frozen forever "waiting for a notification". That cannot happen now, and live work is not thrown away.</w:t>
+            <w:tcW w:w="2377" w:type="dxa"/>
+            <w:tcBorders/>
+            <w:vAlign w:val="center"/>
+          </w:tcPr>
+          <w:p>
+            <w:pPr>
+              <w:pStyle w:val="TableContents"/>
+              <w:bidi w:val="0"/>
+              <w:spacing w:before="120" w:after="120"/>
+              <w:jc w:val="left"/>
+              <w:rPr/>
+            </w:pPr>
+            <w:r>
+              <w:rPr/>
+              <w:t>Agent, role, member</w:t>
+            </w:r>
+          </w:p>
+        </w:tc>
+        <w:tc>
+          <w:tcPr>
+            <w:tcW w:w="8962" w:type="dxa"/>
+            <w:tcBorders/>
+            <w:vAlign w:val="center"/>
+          </w:tcPr>
+          <w:p>
+            <w:pPr>
+              <w:pStyle w:val="TableContents"/>
+              <w:bidi w:val="0"/>
+              <w:spacing w:before="120" w:after="120"/>
+              <w:jc w:val="left"/>
+              <w:rPr/>
+            </w:pPr>
+            <w:r>
+              <w:rPr/>
+              <w:t>A separately-instructed copy of the AI with its own job, tools and memory.</w:t>
             </w:r>
           </w:p>
         </w:tc>
@@ -1841,41 +2010,41 @@
         <w:trPr/>
         <w:tc>
           <w:tcPr>
-            <w:tcW w:w="5639" w:type="dxa"/>
-            <w:tcBorders/>
-            <w:vAlign w:val="center"/>
-          </w:tcPr>
-          <w:p>
-            <w:pPr>
-              <w:pStyle w:val="TableContents"/>
-              <w:bidi w:val="0"/>
-              <w:spacing w:before="120" w:after="120"/>
-              <w:jc w:val="left"/>
-              <w:rPr/>
-            </w:pPr>
-            <w:r>
-              <w:rPr/>
-              <w:t>The rules are now tested against a real AI model, not just written down.</w:t>
-            </w:r>
-          </w:p>
-        </w:tc>
-        <w:tc>
-          <w:tcPr>
-            <w:tcW w:w="5700" w:type="dxa"/>
-            <w:tcBorders/>
-            <w:vAlign w:val="center"/>
-          </w:tcPr>
-          <w:p>
-            <w:pPr>
-              <w:pStyle w:val="TableContents"/>
-              <w:bidi w:val="0"/>
-              <w:spacing w:before="120" w:after="120"/>
-              <w:jc w:val="left"/>
-              <w:rPr/>
-            </w:pPr>
-            <w:r>
-              <w:rPr/>
-              <w:t>The very first run caught the manager writing code itself, which the rules forbid.</w:t>
+            <w:tcW w:w="2377" w:type="dxa"/>
+            <w:tcBorders/>
+            <w:vAlign w:val="center"/>
+          </w:tcPr>
+          <w:p>
+            <w:pPr>
+              <w:pStyle w:val="TableContents"/>
+              <w:bidi w:val="0"/>
+              <w:spacing w:before="120" w:after="120"/>
+              <w:jc w:val="left"/>
+              <w:rPr/>
+            </w:pPr>
+            <w:r>
+              <w:rPr/>
+              <w:t>Hook</w:t>
+            </w:r>
+          </w:p>
+        </w:tc>
+        <w:tc>
+          <w:tcPr>
+            <w:tcW w:w="8962" w:type="dxa"/>
+            <w:tcBorders/>
+            <w:vAlign w:val="center"/>
+          </w:tcPr>
+          <w:p>
+            <w:pPr>
+              <w:pStyle w:val="TableContents"/>
+              <w:bidi w:val="0"/>
+              <w:spacing w:before="120" w:after="120"/>
+              <w:jc w:val="left"/>
+              <w:rPr/>
+            </w:pPr>
+            <w:r>
+              <w:rPr/>
+              <w:t>A check the editor runs by itself at a fixed moment, whether or not the AI wants it to.</w:t>
             </w:r>
           </w:p>
         </w:tc>
@@ -1884,41 +2053,41 @@
         <w:trPr/>
         <w:tc>
           <w:tcPr>
-            <w:tcW w:w="5639" w:type="dxa"/>
-            <w:tcBorders/>
-            <w:vAlign w:val="center"/>
-          </w:tcPr>
-          <w:p>
-            <w:pPr>
-              <w:pStyle w:val="TableContents"/>
-              <w:bidi w:val="0"/>
-              <w:spacing w:before="120" w:after="120"/>
-              <w:jc w:val="left"/>
-              <w:rPr/>
-            </w:pPr>
-            <w:r>
-              <w:rPr/>
-              <w:t>The manager, and every other member, is mechanically limited to the files its job allows.</w:t>
-            </w:r>
-          </w:p>
-        </w:tc>
-        <w:tc>
-          <w:tcPr>
-            <w:tcW w:w="5700" w:type="dxa"/>
-            <w:tcBorders/>
-            <w:vAlign w:val="center"/>
-          </w:tcPr>
-          <w:p>
-            <w:pPr>
-              <w:pStyle w:val="TableContents"/>
-              <w:bidi w:val="0"/>
-              <w:spacing w:before="120" w:after="120"/>
-              <w:jc w:val="left"/>
-              <w:rPr/>
-            </w:pPr>
-            <w:r>
-              <w:rPr/>
-              <w:t>The rule that the manager must not write code had been broken for four hours in one session. Now the tool refuses. It is switched on per project.</w:t>
+            <w:tcW w:w="2377" w:type="dxa"/>
+            <w:tcBorders/>
+            <w:vAlign w:val="center"/>
+          </w:tcPr>
+          <w:p>
+            <w:pPr>
+              <w:pStyle w:val="TableContents"/>
+              <w:bidi w:val="0"/>
+              <w:spacing w:before="120" w:after="120"/>
+              <w:jc w:val="left"/>
+              <w:rPr/>
+            </w:pPr>
+            <w:r>
+              <w:rPr/>
+              <w:t>Gate</w:t>
+            </w:r>
+          </w:p>
+        </w:tc>
+        <w:tc>
+          <w:tcPr>
+            <w:tcW w:w="8962" w:type="dxa"/>
+            <w:tcBorders/>
+            <w:vAlign w:val="center"/>
+          </w:tcPr>
+          <w:p>
+            <w:pPr>
+              <w:pStyle w:val="TableContents"/>
+              <w:bidi w:val="0"/>
+              <w:spacing w:before="120" w:after="120"/>
+              <w:jc w:val="left"/>
+              <w:rPr/>
+            </w:pPr>
+            <w:r>
+              <w:rPr/>
+              <w:t>A check that blocks progress when it fails, rather than giving advice.</w:t>
             </w:r>
           </w:p>
         </w:tc>
@@ -1927,41 +2096,213 @@
         <w:trPr/>
         <w:tc>
           <w:tcPr>
-            <w:tcW w:w="5639" w:type="dxa"/>
-            <w:tcBorders/>
-            <w:vAlign w:val="center"/>
-          </w:tcPr>
-          <w:p>
-            <w:pPr>
-              <w:pStyle w:val="TableContents"/>
-              <w:bidi w:val="0"/>
-              <w:spacing w:before="120" w:after="120"/>
-              <w:jc w:val="left"/>
-              <w:rPr/>
-            </w:pPr>
-            <w:r>
-              <w:rPr/>
-              <w:t>Four command definitions that had silently failed to load were fixed, and a check now catches that class of breakage.</w:t>
-            </w:r>
-          </w:p>
-        </w:tc>
-        <w:tc>
-          <w:tcPr>
-            <w:tcW w:w="5700" w:type="dxa"/>
-            <w:tcBorders/>
-            <w:vAlign w:val="center"/>
-          </w:tcPr>
-          <w:p>
-            <w:pPr>
-              <w:pStyle w:val="TableContents"/>
-              <w:bidi w:val="0"/>
-              <w:spacing w:before="120" w:after="120"/>
-              <w:jc w:val="left"/>
-              <w:rPr/>
-            </w:pPr>
-            <w:r>
-              <w:rPr/>
-              <w:t>Silent breakage in the team's own definitions is now a failing check.</w:t>
+            <w:tcW w:w="2377" w:type="dxa"/>
+            <w:tcBorders/>
+            <w:vAlign w:val="center"/>
+          </w:tcPr>
+          <w:p>
+            <w:pPr>
+              <w:pStyle w:val="TableContents"/>
+              <w:bidi w:val="0"/>
+              <w:spacing w:before="120" w:after="120"/>
+              <w:jc w:val="left"/>
+              <w:rPr/>
+            </w:pPr>
+            <w:r>
+              <w:rPr/>
+              <w:t>Guard</w:t>
+            </w:r>
+          </w:p>
+        </w:tc>
+        <w:tc>
+          <w:tcPr>
+            <w:tcW w:w="8962" w:type="dxa"/>
+            <w:tcBorders/>
+            <w:vAlign w:val="center"/>
+          </w:tcPr>
+          <w:p>
+            <w:pPr>
+              <w:pStyle w:val="TableContents"/>
+              <w:bidi w:val="0"/>
+              <w:spacing w:before="120" w:after="120"/>
+              <w:jc w:val="left"/>
+              <w:rPr/>
+            </w:pPr>
+            <w:r>
+              <w:rPr/>
+              <w:t>A hook that refuses one specific dangerous action.</w:t>
+            </w:r>
+          </w:p>
+        </w:tc>
+      </w:tr>
+      <w:tr>
+        <w:trPr/>
+        <w:tc>
+          <w:tcPr>
+            <w:tcW w:w="2377" w:type="dxa"/>
+            <w:tcBorders/>
+            <w:vAlign w:val="center"/>
+          </w:tcPr>
+          <w:p>
+            <w:pPr>
+              <w:pStyle w:val="TableContents"/>
+              <w:bidi w:val="0"/>
+              <w:spacing w:before="120" w:after="120"/>
+              <w:jc w:val="left"/>
+              <w:rPr/>
+            </w:pPr>
+            <w:r>
+              <w:rPr/>
+              <w:t>Ticket</w:t>
+            </w:r>
+          </w:p>
+        </w:tc>
+        <w:tc>
+          <w:tcPr>
+            <w:tcW w:w="8962" w:type="dxa"/>
+            <w:tcBorders/>
+            <w:vAlign w:val="center"/>
+          </w:tcPr>
+          <w:p>
+            <w:pPr>
+              <w:pStyle w:val="TableContents"/>
+              <w:bidi w:val="0"/>
+              <w:spacing w:before="120" w:after="120"/>
+              <w:jc w:val="left"/>
+              <w:rPr/>
+            </w:pPr>
+            <w:r>
+              <w:rPr/>
+              <w:t>One bounded piece of work with a definition of done.</w:t>
+            </w:r>
+          </w:p>
+        </w:tc>
+      </w:tr>
+      <w:tr>
+        <w:trPr/>
+        <w:tc>
+          <w:tcPr>
+            <w:tcW w:w="2377" w:type="dxa"/>
+            <w:tcBorders/>
+            <w:vAlign w:val="center"/>
+          </w:tcPr>
+          <w:p>
+            <w:pPr>
+              <w:pStyle w:val="TableContents"/>
+              <w:bidi w:val="0"/>
+              <w:spacing w:before="120" w:after="120"/>
+              <w:jc w:val="left"/>
+              <w:rPr/>
+            </w:pPr>
+            <w:r>
+              <w:rPr/>
+              <w:t>Code map</w:t>
+            </w:r>
+          </w:p>
+        </w:tc>
+        <w:tc>
+          <w:tcPr>
+            <w:tcW w:w="8962" w:type="dxa"/>
+            <w:tcBorders/>
+            <w:vAlign w:val="center"/>
+          </w:tcPr>
+          <w:p>
+            <w:pPr>
+              <w:pStyle w:val="TableContents"/>
+              <w:bidi w:val="0"/>
+              <w:spacing w:before="120" w:after="120"/>
+              <w:jc w:val="left"/>
+              <w:rPr/>
+            </w:pPr>
+            <w:r>
+              <w:rPr/>
+              <w:t>The written description of how a system works, kept with the code.</w:t>
+            </w:r>
+          </w:p>
+        </w:tc>
+      </w:tr>
+      <w:tr>
+        <w:trPr/>
+        <w:tc>
+          <w:tcPr>
+            <w:tcW w:w="2377" w:type="dxa"/>
+            <w:tcBorders/>
+            <w:vAlign w:val="center"/>
+          </w:tcPr>
+          <w:p>
+            <w:pPr>
+              <w:pStyle w:val="TableContents"/>
+              <w:bidi w:val="0"/>
+              <w:spacing w:before="120" w:after="120"/>
+              <w:jc w:val="left"/>
+              <w:rPr/>
+            </w:pPr>
+            <w:r>
+              <w:rPr/>
+              <w:t>Stop gate</w:t>
+            </w:r>
+          </w:p>
+        </w:tc>
+        <w:tc>
+          <w:tcPr>
+            <w:tcW w:w="8962" w:type="dxa"/>
+            <w:tcBorders/>
+            <w:vAlign w:val="center"/>
+          </w:tcPr>
+          <w:p>
+            <w:pPr>
+              <w:pStyle w:val="TableContents"/>
+              <w:bidi w:val="0"/>
+              <w:spacing w:before="120" w:after="120"/>
+              <w:jc w:val="left"/>
+              <w:rPr/>
+            </w:pPr>
+            <w:r>
+              <w:rPr/>
+              <w:t>The safety net that runs at the end of every turn.</w:t>
+            </w:r>
+          </w:p>
+        </w:tc>
+      </w:tr>
+      <w:tr>
+        <w:trPr/>
+        <w:tc>
+          <w:tcPr>
+            <w:tcW w:w="2377" w:type="dxa"/>
+            <w:tcBorders/>
+            <w:vAlign w:val="center"/>
+          </w:tcPr>
+          <w:p>
+            <w:pPr>
+              <w:pStyle w:val="TableContents"/>
+              <w:bidi w:val="0"/>
+              <w:spacing w:before="120" w:after="120"/>
+              <w:jc w:val="left"/>
+              <w:rPr/>
+            </w:pPr>
+            <w:r>
+              <w:rPr/>
+              <w:t>Reach</w:t>
+            </w:r>
+          </w:p>
+        </w:tc>
+        <w:tc>
+          <w:tcPr>
+            <w:tcW w:w="8962" w:type="dxa"/>
+            <w:tcBorders/>
+            <w:vAlign w:val="center"/>
+          </w:tcPr>
+          <w:p>
+            <w:pPr>
+              <w:pStyle w:val="TableContents"/>
+              <w:bidi w:val="0"/>
+              <w:spacing w:before="120" w:after="120"/>
+              <w:jc w:val="left"/>
+              <w:rPr/>
+            </w:pPr>
+            <w:r>
+              <w:rPr/>
+              <w:t>Whether a check stays on this machine, touches the network, or touches a server.</w:t>
             </w:r>
           </w:p>
         </w:tc>
@@ -1969,781 +2310,6 @@
     </w:tbl>
     <w:p>
       <w:pPr>
-        <w:pStyle w:val="Heading2"/>
-        <w:bidi w:val="0"/>
-        <w:jc w:val="left"/>
-        <w:rPr/>
-      </w:pPr>
-      <w:r>
-        <w:rPr/>
-        <w:t>7. The Stop-gate fix</w:t>
-      </w:r>
-    </w:p>
-    <w:p>
-      <w:pPr>
-        <w:pStyle w:val="BodyText"/>
-        <w:bidi w:val="0"/>
-        <w:spacing w:before="200" w:after="200"/>
-        <w:ind w:hanging="0" w:left="200" w:right="200"/>
-        <w:jc w:val="left"/>
-        <w:rPr>
-          <w:bdr w:val="single" w:sz="2" w:space="8" w:color="1F4E79"/>
-          <w:shd w:fill="F3F6FA" w:val="clear"/>
-        </w:rPr>
-      </w:pPr>
-      <w:r>
-        <w:rPr>
-          <w:b/>
-          <w:bdr w:val="single" w:sz="2" w:space="8" w:color="1F4E79"/>
-          <w:shd w:fill="F3F6FA" w:val="clear"/>
-        </w:rPr>
-        <w:t>The problem.</w:t>
-      </w:r>
-      <w:r>
-        <w:rPr>
-          <w:bdr w:val="single" w:sz="2" w:space="8" w:color="1F4E79"/>
-          <w:shd w:fill="F3F6FA" w:val="clear"/>
-        </w:rPr>
-        <w:t xml:space="preserve"> The safety net at the end of every turn was taking seven minutes, every turn, and people were cancelling it. A safety net that people switch off protects nobody.</w:t>
-      </w:r>
-    </w:p>
-    <w:p>
-      <w:pPr>
-        <w:pStyle w:val="BodyText"/>
-        <w:bidi w:val="0"/>
-        <w:ind w:hanging="0"/>
-        <w:jc w:val="left"/>
-        <w:rPr/>
-      </w:pPr>
-      <w:r>
-        <w:rPr>
-          <w:b/>
-        </w:rPr>
-        <w:t>Why.</w:t>
-      </w:r>
-      <w:r>
-        <w:rPr/>
-        <w:t xml:space="preserve"> The net remembers the last point it fully checked, and only checks what changed since. But it only moved that point forward when every check had run. One check took longer than the time allowed, so it was always postponed, the point never moved, and every turn re-checked everything since a commit from days ago. Separately, a check with no stated cost could never be postponed at all, so those ran every turn regardless. Two other projects on the same machine were worse: one had never recorded a checkpoint and had no costs stated, and another had ten checks that, on every turn, sent commands to a live development server.</w:t>
-      </w:r>
-    </w:p>
-    <w:p>
-      <w:pPr>
-        <w:pStyle w:val="BodyText"/>
-        <w:bidi w:val="0"/>
-        <w:jc w:val="left"/>
-        <w:rPr>
-          <w:b/>
-        </w:rPr>
-      </w:pPr>
-      <w:r>
-        <w:rPr>
-          <w:b/>
-        </w:rPr>
-        <w:t>The fix.</w:t>
-      </w:r>
-    </w:p>
-    <w:p>
-      <w:pPr>
-        <w:pStyle w:val="BodyText"/>
-        <w:numPr>
-          <w:ilvl w:val="0"/>
-          <w:numId w:val="3"/>
-        </w:numPr>
-        <w:tabs>
-          <w:tab w:val="clear" w:pos="1134"/>
-          <w:tab w:val="left" w:pos="829" w:leader="none"/>
-        </w:tabs>
-        <w:bidi w:val="0"/>
-        <w:spacing w:before="120" w:after="0"/>
-        <w:ind w:hanging="283" w:left="829"/>
-        <w:jc w:val="left"/>
-        <w:rPr/>
-      </w:pPr>
-      <w:r>
-        <w:rPr/>
-        <w:t xml:space="preserve">Each check is remembered on its own. One slow check no longer freezes progress for all the others. A postponed check is listed every turn until it is run, so nothing is forgotten. </w:t>
-      </w:r>
-    </w:p>
-    <w:p>
-      <w:pPr>
-        <w:pStyle w:val="BodyText"/>
-        <w:numPr>
-          <w:ilvl w:val="0"/>
-          <w:numId w:val="3"/>
-        </w:numPr>
-        <w:tabs>
-          <w:tab w:val="clear" w:pos="1134"/>
-          <w:tab w:val="left" w:pos="829" w:leader="none"/>
-        </w:tabs>
-        <w:bidi w:val="0"/>
-        <w:spacing w:before="120" w:after="0"/>
-        <w:ind w:hanging="283" w:left="829"/>
-        <w:jc w:val="left"/>
-        <w:rPr/>
-      </w:pPr>
-      <w:r>
-        <w:rPr/>
-        <w:t xml:space="preserve">Checks measure their own cost the first time they run, so they can be scheduled sensibly afterwards. </w:t>
-      </w:r>
-    </w:p>
-    <w:p>
-      <w:pPr>
-        <w:pStyle w:val="BodyText"/>
-        <w:numPr>
-          <w:ilvl w:val="0"/>
-          <w:numId w:val="3"/>
-        </w:numPr>
-        <w:tabs>
-          <w:tab w:val="clear" w:pos="1134"/>
-          <w:tab w:val="left" w:pos="829" w:leader="none"/>
-        </w:tabs>
-        <w:bidi w:val="0"/>
-        <w:spacing w:before="120" w:after="0"/>
-        <w:ind w:hanging="283" w:left="829"/>
-        <w:jc w:val="left"/>
-        <w:rPr/>
-      </w:pPr>
-      <w:r>
-        <w:rPr/>
-        <w:t xml:space="preserve">Each check declares whether it stays on this machine or reaches a server. Only local checks run automatically. A check that runs a script but has not declared itself is held until someone declares it, and the manager tells you which ones. </w:t>
-      </w:r>
-    </w:p>
-    <w:p>
-      <w:pPr>
-        <w:pStyle w:val="BodyText"/>
-        <w:numPr>
-          <w:ilvl w:val="0"/>
-          <w:numId w:val="3"/>
-        </w:numPr>
-        <w:tabs>
-          <w:tab w:val="clear" w:pos="1134"/>
-          <w:tab w:val="left" w:pos="829" w:leader="none"/>
-        </w:tabs>
-        <w:bidi w:val="0"/>
-        <w:spacing w:before="120" w:after="0"/>
-        <w:ind w:hanging="283" w:left="829"/>
-        <w:jc w:val="left"/>
-        <w:rPr/>
-      </w:pPr>
-      <w:r>
-        <w:rPr/>
-        <w:t xml:space="preserve">Leftover settings in a terminal can no longer point a check at a production system. </w:t>
-      </w:r>
-    </w:p>
-    <w:p>
-      <w:pPr>
-        <w:pStyle w:val="BodyText"/>
-        <w:numPr>
-          <w:ilvl w:val="0"/>
-          <w:numId w:val="3"/>
-        </w:numPr>
-        <w:tabs>
-          <w:tab w:val="clear" w:pos="1134"/>
-          <w:tab w:val="left" w:pos="829" w:leader="none"/>
-        </w:tabs>
-        <w:bidi w:val="0"/>
-        <w:ind w:hanging="283" w:left="829"/>
-        <w:jc w:val="left"/>
-        <w:rPr/>
-      </w:pPr>
-      <w:r>
-        <w:rPr/>
-        <w:t xml:space="preserve">A check that could not run because its environment was absent is not counted as passed. </w:t>
-      </w:r>
-    </w:p>
-    <w:p>
-      <w:pPr>
-        <w:pStyle w:val="BodyText"/>
-        <w:bidi w:val="0"/>
-        <w:ind w:hanging="0" w:left="0" w:right="0"/>
-        <w:jc w:val="left"/>
-        <w:rPr/>
-      </w:pPr>
-      <w:r>
-        <w:rPr>
-          <w:b/>
-        </w:rPr>
-        <w:t>Where it stands.</w:t>
-      </w:r>
-      <w:r>
-        <w:rPr/>
-        <w:t xml:space="preserve"> The fix is built and has been through five independent review rounds plus a specialist review, with 31 findings fixed and a test written for each. One of those tests runs this project's own real checks through the new logic and caught three mistakes that would have hurt this project directly. </w:t>
-      </w:r>
-      <w:r>
-        <w:rPr>
-          <w:color w:val="B45309"/>
-        </w:rPr>
-        <w:t>One last fix is in progress, then one more review round, then it merges.</w:t>
-      </w:r>
-      <w:r>
-        <w:rPr/>
-        <w:t xml:space="preserve"> The quick fix already applied to this machine took the net here from seven minutes to a few seconds.</w:t>
-      </w:r>
-    </w:p>
-    <w:p>
-      <w:pPr>
-        <w:pStyle w:val="BodyText"/>
-        <w:bidi w:val="0"/>
-        <w:jc w:val="left"/>
-        <w:rPr/>
-      </w:pPr>
-      <w:r>
-        <w:rPr>
-          <w:b/>
-        </w:rPr>
-        <w:t>What a project has to do once it arrives.</w:t>
-      </w:r>
-      <w:r>
-        <w:rPr/>
-        <w:t xml:space="preserve"> Declare which of its checks run scripts, price its checks once or let them price themselves, and record its checkpoint only on a commit that has actually been verified.</w:t>
-      </w:r>
-    </w:p>
-    <w:p>
-      <w:pPr>
-        <w:pStyle w:val="Heading2"/>
-        <w:bidi w:val="0"/>
-        <w:jc w:val="left"/>
-        <w:rPr/>
-      </w:pPr>
-      <w:r>
-        <w:rPr/>
-        <w:t>8. Getting started</w:t>
-      </w:r>
-    </w:p>
-    <w:p>
-      <w:pPr>
-        <w:pStyle w:val="BodyText"/>
-        <w:numPr>
-          <w:ilvl w:val="0"/>
-          <w:numId w:val="4"/>
-        </w:numPr>
-        <w:tabs>
-          <w:tab w:val="clear" w:pos="1134"/>
-          <w:tab w:val="left" w:pos="829" w:leader="none"/>
-        </w:tabs>
-        <w:bidi w:val="0"/>
-        <w:spacing w:before="120" w:after="0"/>
-        <w:ind w:hanging="283" w:left="829"/>
-        <w:jc w:val="left"/>
-        <w:rPr/>
-      </w:pPr>
-      <w:r>
-        <w:rPr/>
-        <w:t xml:space="preserve">Install crew in Claude Code. </w:t>
-      </w:r>
-    </w:p>
-    <w:p>
-      <w:pPr>
-        <w:pStyle w:val="BodyText"/>
-        <w:numPr>
-          <w:ilvl w:val="0"/>
-          <w:numId w:val="4"/>
-        </w:numPr>
-        <w:tabs>
-          <w:tab w:val="clear" w:pos="1134"/>
-          <w:tab w:val="left" w:pos="829" w:leader="none"/>
-        </w:tabs>
-        <w:bidi w:val="0"/>
-        <w:spacing w:before="120" w:after="0"/>
-        <w:ind w:hanging="283" w:left="829"/>
-        <w:jc w:val="left"/>
-        <w:rPr/>
-      </w:pPr>
-      <w:r>
-        <w:rPr/>
-        <w:t xml:space="preserve">In a project, run the guided setup. It asks before it writes anything. </w:t>
-      </w:r>
-    </w:p>
-    <w:p>
-      <w:pPr>
-        <w:pStyle w:val="BodyText"/>
-        <w:numPr>
-          <w:ilvl w:val="0"/>
-          <w:numId w:val="4"/>
-        </w:numPr>
-        <w:tabs>
-          <w:tab w:val="clear" w:pos="1134"/>
-          <w:tab w:val="left" w:pos="829" w:leader="none"/>
-        </w:tabs>
-        <w:bidi w:val="0"/>
-        <w:spacing w:before="120" w:after="0"/>
-        <w:ind w:hanging="283" w:left="829"/>
-        <w:jc w:val="left"/>
-        <w:rPr/>
-      </w:pPr>
-      <w:r>
-        <w:rPr/>
-        <w:t xml:space="preserve">Build the quick-check harness when asked. Everything else stands on it. </w:t>
-      </w:r>
-    </w:p>
-    <w:p>
-      <w:pPr>
-        <w:pStyle w:val="BodyText"/>
-        <w:numPr>
-          <w:ilvl w:val="0"/>
-          <w:numId w:val="4"/>
-        </w:numPr>
-        <w:tabs>
-          <w:tab w:val="clear" w:pos="1134"/>
-          <w:tab w:val="left" w:pos="829" w:leader="none"/>
-        </w:tabs>
-        <w:bidi w:val="0"/>
-        <w:spacing w:before="120" w:after="0"/>
-        <w:ind w:hanging="283" w:left="829"/>
-        <w:jc w:val="left"/>
-        <w:rPr/>
-      </w:pPr>
-      <w:r>
-        <w:rPr/>
-        <w:t xml:space="preserve">Let crew learn the codebase once. </w:t>
-      </w:r>
-    </w:p>
-    <w:p>
-      <w:pPr>
-        <w:pStyle w:val="BodyText"/>
-        <w:numPr>
-          <w:ilvl w:val="0"/>
-          <w:numId w:val="4"/>
-        </w:numPr>
-        <w:tabs>
-          <w:tab w:val="clear" w:pos="1134"/>
-          <w:tab w:val="left" w:pos="829" w:leader="none"/>
-        </w:tabs>
-        <w:bidi w:val="0"/>
-        <w:ind w:hanging="283" w:left="829"/>
-        <w:jc w:val="left"/>
-        <w:rPr/>
-      </w:pPr>
-      <w:r>
-        <w:rPr/>
-        <w:t xml:space="preserve">Write a ticket, let the team work it, read the review, merge when the gate is green. </w:t>
-      </w:r>
-    </w:p>
-    <w:p>
-      <w:pPr>
-        <w:pStyle w:val="Heading2"/>
-        <w:bidi w:val="0"/>
-        <w:jc w:val="left"/>
-        <w:rPr/>
-      </w:pPr>
-      <w:r>
-        <w:rPr/>
-        <w:t>9. Glossary</w:t>
-      </w:r>
-    </w:p>
-    <w:tbl>
-      <w:tblPr>
-        <w:tblW w:w="5000" w:type="pct"/>
-        <w:jc w:val="left"/>
-        <w:tblInd w:w="28" w:type="dxa"/>
-        <w:tblLayout w:type="fixed"/>
-        <w:tblCellMar>
-          <w:top w:w="28" w:type="dxa"/>
-          <w:left w:w="28" w:type="dxa"/>
-          <w:bottom w:w="28" w:type="dxa"/>
-          <w:right w:w="28" w:type="dxa"/>
-        </w:tblCellMar>
-      </w:tblPr>
-      <w:tblGrid>
-        <w:gridCol w:w="2281"/>
-        <w:gridCol w:w="8579"/>
-      </w:tblGrid>
-      <w:tr>
-        <w:trPr>
-          <w:tblHeader w:val="true"/>
-        </w:trPr>
-        <w:tc>
-          <w:tcPr>
-            <w:tcW w:w="2281" w:type="dxa"/>
-            <w:tcBorders/>
-            <w:vAlign w:val="center"/>
-          </w:tcPr>
-          <w:p>
-            <w:pPr>
-              <w:pStyle w:val="TableHeading"/>
-              <w:suppressLineNumbers/>
-              <w:shd w:fill="1F4E79" w:val="clear"/>
-              <w:bidi w:val="0"/>
-              <w:spacing w:before="120" w:after="120"/>
-              <w:jc w:val="left"/>
-              <w:rPr/>
-            </w:pPr>
-            <w:r>
-              <w:rPr/>
-              <w:t>Term</w:t>
-            </w:r>
-          </w:p>
-        </w:tc>
-        <w:tc>
-          <w:tcPr>
-            <w:tcW w:w="8579" w:type="dxa"/>
-            <w:tcBorders/>
-            <w:vAlign w:val="center"/>
-          </w:tcPr>
-          <w:p>
-            <w:pPr>
-              <w:pStyle w:val="TableHeading"/>
-              <w:suppressLineNumbers/>
-              <w:shd w:fill="1F4E79" w:val="clear"/>
-              <w:bidi w:val="0"/>
-              <w:spacing w:before="120" w:after="120"/>
-              <w:jc w:val="left"/>
-              <w:rPr/>
-            </w:pPr>
-            <w:r>
-              <w:rPr/>
-              <w:t>Meaning</w:t>
-            </w:r>
-          </w:p>
-        </w:tc>
-      </w:tr>
-      <w:tr>
-        <w:trPr/>
-        <w:tc>
-          <w:tcPr>
-            <w:tcW w:w="2281" w:type="dxa"/>
-            <w:tcBorders/>
-            <w:vAlign w:val="center"/>
-          </w:tcPr>
-          <w:p>
-            <w:pPr>
-              <w:pStyle w:val="TableContents"/>
-              <w:bidi w:val="0"/>
-              <w:spacing w:before="120" w:after="120"/>
-              <w:jc w:val="left"/>
-              <w:rPr/>
-            </w:pPr>
-            <w:r>
-              <w:rPr/>
-              <w:t>Agent, role, member</w:t>
-            </w:r>
-          </w:p>
-        </w:tc>
-        <w:tc>
-          <w:tcPr>
-            <w:tcW w:w="8579" w:type="dxa"/>
-            <w:tcBorders/>
-            <w:vAlign w:val="center"/>
-          </w:tcPr>
-          <w:p>
-            <w:pPr>
-              <w:pStyle w:val="TableContents"/>
-              <w:bidi w:val="0"/>
-              <w:spacing w:before="120" w:after="120"/>
-              <w:jc w:val="left"/>
-              <w:rPr/>
-            </w:pPr>
-            <w:r>
-              <w:rPr/>
-              <w:t>A separately-instructed copy of the AI with its own job, tools and memory.</w:t>
-            </w:r>
-          </w:p>
-        </w:tc>
-      </w:tr>
-      <w:tr>
-        <w:trPr/>
-        <w:tc>
-          <w:tcPr>
-            <w:tcW w:w="2281" w:type="dxa"/>
-            <w:tcBorders/>
-            <w:vAlign w:val="center"/>
-          </w:tcPr>
-          <w:p>
-            <w:pPr>
-              <w:pStyle w:val="TableContents"/>
-              <w:bidi w:val="0"/>
-              <w:spacing w:before="120" w:after="120"/>
-              <w:jc w:val="left"/>
-              <w:rPr/>
-            </w:pPr>
-            <w:r>
-              <w:rPr/>
-              <w:t>Hook</w:t>
-            </w:r>
-          </w:p>
-        </w:tc>
-        <w:tc>
-          <w:tcPr>
-            <w:tcW w:w="8579" w:type="dxa"/>
-            <w:tcBorders/>
-            <w:vAlign w:val="center"/>
-          </w:tcPr>
-          <w:p>
-            <w:pPr>
-              <w:pStyle w:val="TableContents"/>
-              <w:bidi w:val="0"/>
-              <w:spacing w:before="120" w:after="120"/>
-              <w:jc w:val="left"/>
-              <w:rPr/>
-            </w:pPr>
-            <w:r>
-              <w:rPr/>
-              <w:t>A check the editor runs by itself at a fixed moment, whether or not the AI wants it to.</w:t>
-            </w:r>
-          </w:p>
-        </w:tc>
-      </w:tr>
-      <w:tr>
-        <w:trPr/>
-        <w:tc>
-          <w:tcPr>
-            <w:tcW w:w="2281" w:type="dxa"/>
-            <w:tcBorders/>
-            <w:vAlign w:val="center"/>
-          </w:tcPr>
-          <w:p>
-            <w:pPr>
-              <w:pStyle w:val="TableContents"/>
-              <w:bidi w:val="0"/>
-              <w:spacing w:before="120" w:after="120"/>
-              <w:jc w:val="left"/>
-              <w:rPr/>
-            </w:pPr>
-            <w:r>
-              <w:rPr/>
-              <w:t>Gate</w:t>
-            </w:r>
-          </w:p>
-        </w:tc>
-        <w:tc>
-          <w:tcPr>
-            <w:tcW w:w="8579" w:type="dxa"/>
-            <w:tcBorders/>
-            <w:vAlign w:val="center"/>
-          </w:tcPr>
-          <w:p>
-            <w:pPr>
-              <w:pStyle w:val="TableContents"/>
-              <w:bidi w:val="0"/>
-              <w:spacing w:before="120" w:after="120"/>
-              <w:jc w:val="left"/>
-              <w:rPr/>
-            </w:pPr>
-            <w:r>
-              <w:rPr/>
-              <w:t>A check that blocks progress when it fails, rather than giving advice.</w:t>
-            </w:r>
-          </w:p>
-        </w:tc>
-      </w:tr>
-      <w:tr>
-        <w:trPr/>
-        <w:tc>
-          <w:tcPr>
-            <w:tcW w:w="2281" w:type="dxa"/>
-            <w:tcBorders/>
-            <w:vAlign w:val="center"/>
-          </w:tcPr>
-          <w:p>
-            <w:pPr>
-              <w:pStyle w:val="TableContents"/>
-              <w:bidi w:val="0"/>
-              <w:spacing w:before="120" w:after="120"/>
-              <w:jc w:val="left"/>
-              <w:rPr/>
-            </w:pPr>
-            <w:r>
-              <w:rPr/>
-              <w:t>Guard</w:t>
-            </w:r>
-          </w:p>
-        </w:tc>
-        <w:tc>
-          <w:tcPr>
-            <w:tcW w:w="8579" w:type="dxa"/>
-            <w:tcBorders/>
-            <w:vAlign w:val="center"/>
-          </w:tcPr>
-          <w:p>
-            <w:pPr>
-              <w:pStyle w:val="TableContents"/>
-              <w:bidi w:val="0"/>
-              <w:spacing w:before="120" w:after="120"/>
-              <w:jc w:val="left"/>
-              <w:rPr/>
-            </w:pPr>
-            <w:r>
-              <w:rPr/>
-              <w:t>A hook that refuses one specific dangerous action.</w:t>
-            </w:r>
-          </w:p>
-        </w:tc>
-      </w:tr>
-      <w:tr>
-        <w:trPr/>
-        <w:tc>
-          <w:tcPr>
-            <w:tcW w:w="2281" w:type="dxa"/>
-            <w:tcBorders/>
-            <w:vAlign w:val="center"/>
-          </w:tcPr>
-          <w:p>
-            <w:pPr>
-              <w:pStyle w:val="TableContents"/>
-              <w:bidi w:val="0"/>
-              <w:spacing w:before="120" w:after="120"/>
-              <w:jc w:val="left"/>
-              <w:rPr/>
-            </w:pPr>
-            <w:r>
-              <w:rPr/>
-              <w:t>Ticket</w:t>
-            </w:r>
-          </w:p>
-        </w:tc>
-        <w:tc>
-          <w:tcPr>
-            <w:tcW w:w="8579" w:type="dxa"/>
-            <w:tcBorders/>
-            <w:vAlign w:val="center"/>
-          </w:tcPr>
-          <w:p>
-            <w:pPr>
-              <w:pStyle w:val="TableContents"/>
-              <w:bidi w:val="0"/>
-              <w:spacing w:before="120" w:after="120"/>
-              <w:jc w:val="left"/>
-              <w:rPr/>
-            </w:pPr>
-            <w:r>
-              <w:rPr/>
-              <w:t>One bounded piece of work with a definition of done.</w:t>
-            </w:r>
-          </w:p>
-        </w:tc>
-      </w:tr>
-      <w:tr>
-        <w:trPr/>
-        <w:tc>
-          <w:tcPr>
-            <w:tcW w:w="2281" w:type="dxa"/>
-            <w:tcBorders/>
-            <w:vAlign w:val="center"/>
-          </w:tcPr>
-          <w:p>
-            <w:pPr>
-              <w:pStyle w:val="TableContents"/>
-              <w:bidi w:val="0"/>
-              <w:spacing w:before="120" w:after="120"/>
-              <w:jc w:val="left"/>
-              <w:rPr/>
-            </w:pPr>
-            <w:r>
-              <w:rPr/>
-              <w:t>Code map</w:t>
-            </w:r>
-          </w:p>
-        </w:tc>
-        <w:tc>
-          <w:tcPr>
-            <w:tcW w:w="8579" w:type="dxa"/>
-            <w:tcBorders/>
-            <w:vAlign w:val="center"/>
-          </w:tcPr>
-          <w:p>
-            <w:pPr>
-              <w:pStyle w:val="TableContents"/>
-              <w:bidi w:val="0"/>
-              <w:spacing w:before="120" w:after="120"/>
-              <w:jc w:val="left"/>
-              <w:rPr/>
-            </w:pPr>
-            <w:r>
-              <w:rPr/>
-              <w:t>The written description of how a system works, kept with the code.</w:t>
-            </w:r>
-          </w:p>
-        </w:tc>
-      </w:tr>
-      <w:tr>
-        <w:trPr/>
-        <w:tc>
-          <w:tcPr>
-            <w:tcW w:w="2281" w:type="dxa"/>
-            <w:tcBorders/>
-            <w:vAlign w:val="center"/>
-          </w:tcPr>
-          <w:p>
-            <w:pPr>
-              <w:pStyle w:val="TableContents"/>
-              <w:bidi w:val="0"/>
-              <w:spacing w:before="120" w:after="120"/>
-              <w:jc w:val="left"/>
-              <w:rPr/>
-            </w:pPr>
-            <w:r>
-              <w:rPr/>
-              <w:t>Stop gate</w:t>
-            </w:r>
-          </w:p>
-        </w:tc>
-        <w:tc>
-          <w:tcPr>
-            <w:tcW w:w="8579" w:type="dxa"/>
-            <w:tcBorders/>
-            <w:vAlign w:val="center"/>
-          </w:tcPr>
-          <w:p>
-            <w:pPr>
-              <w:pStyle w:val="TableContents"/>
-              <w:bidi w:val="0"/>
-              <w:spacing w:before="120" w:after="120"/>
-              <w:jc w:val="left"/>
-              <w:rPr/>
-            </w:pPr>
-            <w:r>
-              <w:rPr/>
-              <w:t>The safety net that runs at the end of every turn.</w:t>
-            </w:r>
-          </w:p>
-        </w:tc>
-      </w:tr>
-      <w:tr>
-        <w:trPr/>
-        <w:tc>
-          <w:tcPr>
-            <w:tcW w:w="2281" w:type="dxa"/>
-            <w:tcBorders/>
-            <w:vAlign w:val="center"/>
-          </w:tcPr>
-          <w:p>
-            <w:pPr>
-              <w:pStyle w:val="TableContents"/>
-              <w:bidi w:val="0"/>
-              <w:spacing w:before="120" w:after="120"/>
-              <w:jc w:val="left"/>
-              <w:rPr/>
-            </w:pPr>
-            <w:r>
-              <w:rPr/>
-              <w:t>Reach</w:t>
-            </w:r>
-          </w:p>
-        </w:tc>
-        <w:tc>
-          <w:tcPr>
-            <w:tcW w:w="8579" w:type="dxa"/>
-            <w:tcBorders/>
-            <w:vAlign w:val="center"/>
-          </w:tcPr>
-          <w:p>
-            <w:pPr>
-              <w:pStyle w:val="TableContents"/>
-              <w:bidi w:val="0"/>
-              <w:spacing w:before="120" w:after="120"/>
-              <w:jc w:val="left"/>
-              <w:rPr/>
-            </w:pPr>
-            <w:r>
-              <w:rPr/>
-              <w:t>Whether a check stays on this machine, touches the network, or touches a server.</w:t>
-            </w:r>
-          </w:p>
-        </w:tc>
-      </w:tr>
-    </w:tbl>
-    <w:p>
-      <w:pPr>
         <w:pStyle w:val="BodyTextmuted"/>
         <w:bidi w:val="0"/>
         <w:spacing w:before="120" w:after="120"/>
@@ -2752,7 +2318,7 @@
       </w:pPr>
       <w:r>
         <w:rPr/>
-        <w:t>Provenance: written from the repository at commit 621d50dc and the Stop-gate branch at b6e8c4bb. Not verified: the Stop-gate fix's effect on live sessions, pending merge.</w:t>
+        <w:t>Provenance: figures read from the repository at commit 541b2b70 (crew 0.20.11): 28 commands, 54 role definitions, 20 skills. The "what changed recently" section is drawn from CHANGELOG.md's [Unreleased] entry for crew 0.20.11. Not verified: this document's factual counts against any release after 541b2b70.</w:t>
       </w:r>
     </w:p>
     <w:sectPr>
@@ -2762,7 +2328,7 @@
       <w:pgNumType w:fmt="decimal"/>
       <w:formProt w:val="false"/>
       <w:textDirection w:val="lrTb"/>
-      <w:docGrid w:type="default" w:linePitch="600" w:charSpace="34815"/>
+      <w:docGrid w:type="default" w:linePitch="600" w:charSpace="36864"/>
     </w:sectPr>
   </w:body>
 </w:document>
@@ -3047,8 +2613,8 @@
   <w:abstractNum w:abstractNumId="3">
     <w:lvl w:ilvl="0">
       <w:start w:val="1"/>
-      <w:numFmt w:val="bullet"/>
-      <w:lvlText w:val=""/>
+      <w:numFmt w:val="decimal"/>
+      <w:lvlText w:val="%1."/>
       <w:lvlJc w:val="left"/>
       <w:pPr>
         <w:tabs>
@@ -3056,14 +2622,12 @@
         </w:tabs>
         <w:ind w:left="709" w:hanging="283"/>
       </w:pPr>
-      <w:rPr>
-        <w:rFonts w:ascii="Symbol" w:hAnsi="Symbol" w:cs="Symbol" w:hint="default"/>
-      </w:rPr>
+      <w:rPr/>
     </w:lvl>
     <w:lvl w:ilvl="1">
       <w:start w:val="1"/>
-      <w:numFmt w:val="bullet"/>
-      <w:lvlText w:val=""/>
+      <w:numFmt w:val="decimal"/>
+      <w:lvlText w:val="%2."/>
       <w:lvlJc w:val="left"/>
       <w:pPr>
         <w:tabs>
@@ -3071,14 +2635,12 @@
         </w:tabs>
         <w:ind w:left="1418" w:hanging="283"/>
       </w:pPr>
-      <w:rPr>
-        <w:rFonts w:ascii="Symbol" w:hAnsi="Symbol" w:cs="Symbol" w:hint="default"/>
-      </w:rPr>
+      <w:rPr/>
     </w:lvl>
     <w:lvl w:ilvl="2">
       <w:start w:val="1"/>
-      <w:numFmt w:val="bullet"/>
-      <w:lvlText w:val=""/>
+      <w:numFmt w:val="decimal"/>
+      <w:lvlText w:val="%3."/>
       <w:lvlJc w:val="left"/>
       <w:pPr>
         <w:tabs>
@@ -3086,14 +2648,12 @@
         </w:tabs>
         <w:ind w:left="2127" w:hanging="283"/>
       </w:pPr>
-      <w:rPr>
-        <w:rFonts w:ascii="Symbol" w:hAnsi="Symbol" w:cs="Symbol" w:hint="default"/>
-      </w:rPr>
+      <w:rPr/>
     </w:lvl>
     <w:lvl w:ilvl="3">
       <w:start w:val="1"/>
-      <w:numFmt w:val="bullet"/>
-      <w:lvlText w:val=""/>
+      <w:numFmt w:val="decimal"/>
+      <w:lvlText w:val="%4."/>
       <w:lvlJc w:val="left"/>
       <w:pPr>
         <w:tabs>
@@ -3101,14 +2661,12 @@
         </w:tabs>
         <w:ind w:left="2836" w:hanging="283"/>
       </w:pPr>
-      <w:rPr>
-        <w:rFonts w:ascii="Symbol" w:hAnsi="Symbol" w:cs="Symbol" w:hint="default"/>
-      </w:rPr>
+      <w:rPr/>
     </w:lvl>
     <w:lvl w:ilvl="4">
       <w:start w:val="1"/>
-      <w:numFmt w:val="bullet"/>
-      <w:lvlText w:val=""/>
+      <w:numFmt w:val="decimal"/>
+      <w:lvlText w:val="%5."/>
       <w:lvlJc w:val="left"/>
       <w:pPr>
         <w:tabs>
@@ -3116,14 +2674,12 @@
         </w:tabs>
         <w:ind w:left="3545" w:hanging="283"/>
       </w:pPr>
-      <w:rPr>
-        <w:rFonts w:ascii="Symbol" w:hAnsi="Symbol" w:cs="Symbol" w:hint="default"/>
-      </w:rPr>
+      <w:rPr/>
     </w:lvl>
     <w:lvl w:ilvl="5">
       <w:start w:val="1"/>
-      <w:numFmt w:val="bullet"/>
-      <w:lvlText w:val=""/>
+      <w:numFmt w:val="decimal"/>
+      <w:lvlText w:val="%6."/>
       <w:lvlJc w:val="left"/>
       <w:pPr>
         <w:tabs>
@@ -3131,14 +2687,12 @@
         </w:tabs>
         <w:ind w:left="4254" w:hanging="283"/>
       </w:pPr>
-      <w:rPr>
-        <w:rFonts w:ascii="Symbol" w:hAnsi="Symbol" w:cs="Symbol" w:hint="default"/>
-      </w:rPr>
+      <w:rPr/>
     </w:lvl>
     <w:lvl w:ilvl="6">
       <w:start w:val="1"/>
-      <w:numFmt w:val="bullet"/>
-      <w:lvlText w:val=""/>
+      <w:numFmt w:val="decimal"/>
+      <w:lvlText w:val="%7."/>
       <w:lvlJc w:val="left"/>
       <w:pPr>
         <w:tabs>
@@ -3146,14 +2700,12 @@
         </w:tabs>
         <w:ind w:left="4963" w:hanging="283"/>
       </w:pPr>
-      <w:rPr>
-        <w:rFonts w:ascii="Symbol" w:hAnsi="Symbol" w:cs="Symbol" w:hint="default"/>
-      </w:rPr>
+      <w:rPr/>
     </w:lvl>
     <w:lvl w:ilvl="7">
       <w:start w:val="1"/>
-      <w:numFmt w:val="bullet"/>
-      <w:lvlText w:val=""/>
+      <w:numFmt w:val="decimal"/>
+      <w:lvlText w:val="%8."/>
       <w:lvlJc w:val="left"/>
       <w:pPr>
         <w:tabs>
@@ -3161,14 +2713,12 @@
         </w:tabs>
         <w:ind w:left="5672" w:hanging="283"/>
       </w:pPr>
-      <w:rPr>
-        <w:rFonts w:ascii="Symbol" w:hAnsi="Symbol" w:cs="Symbol" w:hint="default"/>
-      </w:rPr>
+      <w:rPr/>
     </w:lvl>
     <w:lvl w:ilvl="8">
       <w:start w:val="1"/>
-      <w:numFmt w:val="bullet"/>
-      <w:lvlText w:val=""/>
+      <w:numFmt w:val="decimal"/>
+      <w:lvlText w:val="%9."/>
       <w:lvlJc w:val="left"/>
       <w:pPr>
         <w:tabs>
@@ -3176,131 +2726,10 @@
         </w:tabs>
         <w:ind w:left="6381" w:hanging="283"/>
       </w:pPr>
-      <w:rPr>
-        <w:rFonts w:ascii="Symbol" w:hAnsi="Symbol" w:cs="Symbol" w:hint="default"/>
-      </w:rPr>
+      <w:rPr/>
     </w:lvl>
   </w:abstractNum>
   <w:abstractNum w:abstractNumId="4">
-    <w:lvl w:ilvl="0">
-      <w:start w:val="1"/>
-      <w:numFmt w:val="decimal"/>
-      <w:lvlText w:val="%1."/>
-      <w:lvlJc w:val="left"/>
-      <w:pPr>
-        <w:tabs>
-          <w:tab w:val="num" w:pos="709"/>
-        </w:tabs>
-        <w:ind w:left="709" w:hanging="283"/>
-      </w:pPr>
-      <w:rPr/>
-    </w:lvl>
-    <w:lvl w:ilvl="1">
-      <w:start w:val="1"/>
-      <w:numFmt w:val="decimal"/>
-      <w:lvlText w:val="%2."/>
-      <w:lvlJc w:val="left"/>
-      <w:pPr>
-        <w:tabs>
-          <w:tab w:val="num" w:pos="1418"/>
-        </w:tabs>
-        <w:ind w:left="1418" w:hanging="283"/>
-      </w:pPr>
-      <w:rPr/>
-    </w:lvl>
-    <w:lvl w:ilvl="2">
-      <w:start w:val="1"/>
-      <w:numFmt w:val="decimal"/>
-      <w:lvlText w:val="%3."/>
-      <w:lvlJc w:val="left"/>
-      <w:pPr>
-        <w:tabs>
-          <w:tab w:val="num" w:pos="2127"/>
-        </w:tabs>
-        <w:ind w:left="2127" w:hanging="283"/>
-      </w:pPr>
-      <w:rPr/>
-    </w:lvl>
-    <w:lvl w:ilvl="3">
-      <w:start w:val="1"/>
-      <w:numFmt w:val="decimal"/>
-      <w:lvlText w:val="%4."/>
-      <w:lvlJc w:val="left"/>
-      <w:pPr>
-        <w:tabs>
-          <w:tab w:val="num" w:pos="2836"/>
-        </w:tabs>
-        <w:ind w:left="2836" w:hanging="283"/>
-      </w:pPr>
-      <w:rPr/>
-    </w:lvl>
-    <w:lvl w:ilvl="4">
-      <w:start w:val="1"/>
-      <w:numFmt w:val="decimal"/>
-      <w:lvlText w:val="%5."/>
-      <w:lvlJc w:val="left"/>
-      <w:pPr>
-        <w:tabs>
-          <w:tab w:val="num" w:pos="3545"/>
-        </w:tabs>
-        <w:ind w:left="3545" w:hanging="283"/>
-      </w:pPr>
-      <w:rPr/>
-    </w:lvl>
-    <w:lvl w:ilvl="5">
-      <w:start w:val="1"/>
-      <w:numFmt w:val="decimal"/>
-      <w:lvlText w:val="%6."/>
-      <w:lvlJc w:val="left"/>
-      <w:pPr>
-        <w:tabs>
-          <w:tab w:val="num" w:pos="4254"/>
-        </w:tabs>
-        <w:ind w:left="4254" w:hanging="283"/>
-      </w:pPr>
-      <w:rPr/>
-    </w:lvl>
-    <w:lvl w:ilvl="6">
-      <w:start w:val="1"/>
-      <w:numFmt w:val="decimal"/>
-      <w:lvlText w:val="%7."/>
-      <w:lvlJc w:val="left"/>
-      <w:pPr>
-        <w:tabs>
-          <w:tab w:val="num" w:pos="4963"/>
-        </w:tabs>
-        <w:ind w:left="4963" w:hanging="283"/>
-      </w:pPr>
-      <w:rPr/>
-    </w:lvl>
-    <w:lvl w:ilvl="7">
-      <w:start w:val="1"/>
-      <w:numFmt w:val="decimal"/>
-      <w:lvlText w:val="%8."/>
-      <w:lvlJc w:val="left"/>
-      <w:pPr>
-        <w:tabs>
-          <w:tab w:val="num" w:pos="5672"/>
-        </w:tabs>
-        <w:ind w:left="5672" w:hanging="283"/>
-      </w:pPr>
-      <w:rPr/>
-    </w:lvl>
-    <w:lvl w:ilvl="8">
-      <w:start w:val="1"/>
-      <w:numFmt w:val="decimal"/>
-      <w:lvlText w:val="%9."/>
-      <w:lvlJc w:val="left"/>
-      <w:pPr>
-        <w:tabs>
-          <w:tab w:val="num" w:pos="6381"/>
-        </w:tabs>
-        <w:ind w:left="6381" w:hanging="283"/>
-      </w:pPr>
-      <w:rPr/>
-    </w:lvl>
-  </w:abstractNum>
-  <w:abstractNum w:abstractNumId="5">
     <w:lvl w:ilvl="0">
       <w:start w:val="1"/>
       <w:numFmt w:val="none"/>
@@ -3432,9 +2861,6 @@
   </w:num>
   <w:num w:numId="4">
     <w:abstractNumId w:val="4"/>
-  </w:num>
-  <w:num w:numId="5">
-    <w:abstractNumId w:val="5"/>
   </w:num>
 </w:numbering>
 </file>
@@ -3466,10 +2892,10 @@
       <w:ind w:left="1134" w:right="1134"/>
     </w:pPr>
     <w:rPr>
-      <w:rFonts w:ascii="Calibri;Arial;sans-serif" w:hAnsi="Calibri;Arial;sans-serif" w:eastAsia="Calibri;Arial;sans-serif" w:cs="Calibri;Arial;sans-serif"/>
-      <w:color w:val="1A1A1A"/>
-      <w:sz w:val="23"/>
-      <w:szCs w:val="23"/>
+      <w:rFonts w:ascii="Segoe UI;Calibri;Arial;sans-serif" w:hAnsi="Segoe UI;Calibri;Arial;sans-serif" w:eastAsia="Segoe UI;Calibri;Arial;sans-serif" w:cs="Segoe UI;Calibri;Arial;sans-serif"/>
+      <w:color w:val="1B1B1F"/>
+      <w:sz w:val="22"/>
+      <w:szCs w:val="22"/>
       <w:lang w:val="en-US" w:eastAsia="zh-CN" w:bidi="hi-IN"/>
     </w:rPr>
   </w:style>
@@ -3496,9 +2922,10 @@
     <w:qFormat/>
     <w:pPr>
       <w:pBdr>
-        <w:bottom w:val="single" w:sz="2" w:space="3" w:color="5C6670"/>
+        <w:bottom w:val="single" w:sz="2" w:space="3" w:color="DCDEE5"/>
       </w:pBdr>
-      <w:spacing w:before="480" w:after="120"/>
+      <w:spacing w:before="480" w:after="160"/>
+      <w:ind w:left="480" w:right="480"/>
       <w:outlineLvl w:val="1"/>
     </w:pPr>
     <w:rPr>
@@ -3517,6 +2944,7 @@
     <w:qFormat/>
     <w:pPr>
       <w:spacing w:before="320" w:after="120"/>
+      <w:ind w:left="320" w:right="320"/>
       <w:outlineLvl w:val="2"/>
     </w:pPr>
     <w:rPr>
@@ -3555,6 +2983,15 @@
     <w:rPr>
       <w:color w:val="000080"/>
       <w:u w:val="single"/>
+    </w:rPr>
+  </w:style>
+  <w:style w:type="character" w:styleId="SourceText">
+    <w:name w:val="Source Text"/>
+    <w:qFormat/>
+    <w:rPr>
+      <w:rFonts w:ascii="Consolas;Courier New;monospace" w:hAnsi="Consolas;Courier New;monospace" w:eastAsia="Consolas;Courier New;monospace" w:cs="Consolas;Courier New;monospace"/>
+      <w:sz w:val="19"/>
+      <w:szCs w:val="19"/>
     </w:rPr>
   </w:style>
   <w:style w:type="character" w:styleId="Bullets">
@@ -3596,11 +3033,10 @@
     <w:name w:val="Table Contents"/>
     <w:basedOn w:val="BodyText"/>
     <w:qFormat/>
-    <w:pPr/>
-    <w:rPr>
-      <w:sz w:val="21"/>
-      <w:szCs w:val="21"/>
-    </w:rPr>
+    <w:pPr>
+      <w:jc w:val="left"/>
+    </w:pPr>
+    <w:rPr/>
   </w:style>
   <w:style w:type="paragraph" w:styleId="Index">
     <w:name w:val="Index"/>
@@ -3667,7 +3103,7 @@
     <w:qFormat/>
     <w:pPr/>
     <w:rPr>
-      <w:color w:val="5C6670"/>
+      <w:color w:val="5C5F6B"/>
       <w:sz w:val="19"/>
       <w:szCs w:val="19"/>
     </w:rPr>
@@ -3685,8 +3121,6 @@
       <w:b/>
       <w:bCs/>
       <w:color w:val="FFFFFF"/>
-      <w:sz w:val="21"/>
-      <w:szCs w:val="21"/>
     </w:rPr>
   </w:style>
 </w:styles>
